--- a/outputs/Shear_state_of_the_art_overview.docx
+++ b/outputs/Shear_state_of_the_art_overview.docx
@@ -56,7 +56,7 @@
         <w:rPr>
           <w:i/>
         </w:rPr>
-        <w:t xml:space="preserve">A state-of-the-art assessment of 36 shear papers (12 live-fish studies</w:t>
+        <w:t xml:space="preserve">A state-of-the-art assessment of 39 shear papers (12 live-fish studies</w:t>
       </w:r>
       <w:r>
         <w:rPr>
@@ -213,7 +213,7 @@
         <w:pStyle w:val="BodyText"/>
       </w:pPr>
       <w:r>
-        <w:t xml:space="preserve">Scope. All 228 analysed papers were screened for shear relevance</w:t>
+        <w:t xml:space="preserve">Scope. All 255 analysed papers were screened for shear relevance</w:t>
       </w:r>
       <w:r>
         <w:t xml:space="preserve"> </w:t>
@@ -225,7 +225,7 @@
         <w:t xml:space="preserve"> </w:t>
       </w:r>
       <w:r>
-        <w:t xml:space="preserve">shear-stress terms plus title screening); 36 shear-relevant papers were</w:t>
+        <w:t xml:space="preserve">shear-stress terms plus title screening); 39 shear-relevant papers were</w:t>
       </w:r>
       <w:r>
         <w:t xml:space="preserve"> </w:t>
@@ -243,7 +243,7 @@
         <w:t xml:space="preserve"> </w:t>
       </w:r>
       <w:r>
-        <w:t xml:space="preserve">The remaining 24 (CFD shear-field models, Sensor-Fish field exposure,</w:t>
+        <w:t xml:space="preserve">The remaining 27 (CFD shear-field models, Sensor-Fish field exposure,</w:t>
       </w:r>
       <w:r>
         <w:t xml:space="preserve"> </w:t>
@@ -2425,7 +2425,7 @@
         <w:rPr>
           <w:i/>
         </w:rPr>
-        <w:t xml:space="preserve">Method note: the 36-paper shear set and per-criterion scores were</w:t>
+        <w:t xml:space="preserve">Method note: the 39-paper shear set and per-criterion scores were</w:t>
       </w:r>
       <w:r>
         <w:rPr>
